--- a/javoblar/036.docx
+++ b/javoblar/036.docx
@@ -48,7 +48,7 @@
         <w:spacing w:after="40"/>
       </w:pPr>
       <w:r>
-        <w:t xml:space="preserve">suyak ko'migi — barcha qon va immun hujayralar manbai;</w:t>
+        <w:t xml:space="preserve">suyak ko'migi — barcha qon va immun hujayralarning asosiy manbai;</w:t>
       </w:r>
     </w:p>
     <w:p>

--- a/javoblar/036.docx
+++ b/javoblar/036.docx
@@ -61,7 +61,7 @@
         <w:spacing w:after="40"/>
       </w:pPr>
       <w:r>
-        <w:t xml:space="preserve">timus (ayrisimon bez) — T-limfotsitlar yetiladigan organ.</w:t>
+        <w:t xml:space="preserve">timus (ayrisimon bez) — T-limfotsitlar yetilib, tanlanadigan asosiy organ.</w:t>
       </w:r>
     </w:p>
     <w:p>

--- a/javoblar/036.docx
+++ b/javoblar/036.docx
@@ -8,7 +8,7 @@
         <w:spacing w:after="200"/>
       </w:pPr>
       <w:r>
-        <w:t xml:space="preserve">36. Odam immun tizimi, uning shakllanishi va epidemiologik ahamiyati</w:t>
+        <w:t xml:space="preserve">36. Yuqumli kasalliklarning tasnifi, kasallikning yuqishiga qarab epidemiyaga qarshi choralarni rejalashtirish asoslari</w:t>
       </w:r>
     </w:p>
     <w:p>
@@ -17,7 +17,7 @@
         <w:jc w:val="both"/>
       </w:pPr>
       <w:r>
-        <w:t xml:space="preserve">Immun tizim — organizmni begona antigenlardan, jumladan yuqumli kasallik qo'zg'atuvchilaridan himoya qiluvchi organlar, to'qimalar va hujayralar tizimidir. U ichki muhit doimiyligini (gomeostazni) saqlaydi, infeksiyalarga qarshi turadi va o'zgargan, jumladan o'smaga aylangan hujayralarni aniqlab yo'q qiladi. Epidemiologik nuqtai nazardan immun tizim alohida ahamiyatga ega, chunki aynan aholining immun holati epidemik jarayonning uchinchi bo'g'ini — qabul qiluvchanlikni belgilaydi va kasalliklarning tarqalish jadalligiga bevosita ta'sir qiladi [1][2].</w:t>
+        <w:t xml:space="preserve">Yuqumli kasalliklar tasnifi epidemiyaga qarshi choralarni ilmiy asosda rejalashtirishning asosi hisoblanadi. Eng amaliy tasnif — L.V. Gromashevskiy taklif etgan, yuqish mexanizmiga asoslangan tasnifdir; u qo'zg'atuvchining organizmdagi birlamchi joylashuvi va yuqish usuli o'rtasidagi qonuniy bog'liqlikka tayanadi [1]. Bu tasnif epidemiologiyaning nazariy poydevori bo'lib, uning asosida kasallikning klinik-epidemiologik xususiyatlarini oldindan bashorat qilish mumkin. Tasnifning amaliy qiymati shundaki, u har bir kasallik guruhi uchun qaysi yo'nalishdagi choralar yetakchi bo'lishini oldindan belgilab beradi va shu asosda tadbirlar rejasi tuziladi [1].</w:t>
       </w:r>
     </w:p>
     <w:p>
@@ -26,7 +26,7 @@
         <w:spacing w:after="80" w:before="160"/>
       </w:pPr>
       <w:r>
-        <w:t xml:space="preserve">Immun tizimning tuzilishi</w:t>
+        <w:t xml:space="preserve">Yuqish mexanizmiga ko'ra tasnif</w:t>
       </w:r>
     </w:p>
     <w:p>
@@ -35,7 +35,7 @@
         <w:jc w:val="both"/>
       </w:pPr>
       <w:r>
-        <w:t xml:space="preserve">Immun tizim markaziy va periferik organlardan iborat. Markaziy (birlamchi) organlar immun hujayralarni hosil qiladi va yetiltiradi:</w:t>
+        <w:t xml:space="preserve">Yuqish mexanizmiga ko'ra yuqumli kasalliklar to'rt asosiy guruhga bo'linadi [1]:</w:t>
       </w:r>
     </w:p>
     <w:p>
@@ -43,12 +43,12 @@
         <w:pStyle w:val="ListParagraph"/>
         <w:numPr>
           <w:ilvl w:val="0"/>
-          <w:numId w:val="2"/>
+          <w:numId w:val="101"/>
         </w:numPr>
         <w:spacing w:after="40"/>
       </w:pPr>
       <w:r>
-        <w:t xml:space="preserve">suyak ko'migi — barcha qon va immun hujayralarning asosiy manbai;</w:t>
+        <w:t xml:space="preserve">ichak infeksiyalari (fekal-oral mexanizm) — ich terlama, dizenteriya, vabo, virusli gepatit A, salmonellyoz;</w:t>
       </w:r>
     </w:p>
     <w:p>
@@ -56,21 +56,12 @@
         <w:pStyle w:val="ListParagraph"/>
         <w:numPr>
           <w:ilvl w:val="0"/>
-          <w:numId w:val="2"/>
+          <w:numId w:val="101"/>
         </w:numPr>
         <w:spacing w:after="40"/>
       </w:pPr>
       <w:r>
-        <w:t xml:space="preserve">timus (ayrisimon bez) — T-limfotsitlar yetilib, tanlanadigan asosiy organ.</w:t>
-      </w:r>
-    </w:p>
-    <w:p>
-      <w:pPr>
-        <w:spacing w:after="120"/>
-        <w:jc w:val="both"/>
-      </w:pPr>
-      <w:r>
-        <w:t xml:space="preserve">Periferik (ikkilamchi) organlarda antigenga qarshi immun javob shakllanadi:</w:t>
+        <w:t xml:space="preserve">nafas yo'llari infeksiyalari (aerozol-tomchi mexanizm) — qizamiq, difteriya, gripp, ko'kyo'tal, meningokokk infeksiyasi;</w:t>
       </w:r>
     </w:p>
     <w:p>
@@ -78,12 +69,12 @@
         <w:pStyle w:val="ListParagraph"/>
         <w:numPr>
           <w:ilvl w:val="0"/>
-          <w:numId w:val="2"/>
+          <w:numId w:val="101"/>
         </w:numPr>
         <w:spacing w:after="40"/>
       </w:pPr>
       <w:r>
-        <w:t xml:space="preserve">taloq — qondagi antigenlarga qarshi immun javob markazi;</w:t>
+        <w:t xml:space="preserve">qon infeksiyalari (transmissiv mexanizm) — bezgak, Qrim-Kongo gemorragik isitmasi, o'lat, toshbaqa ensefaliti;</w:t>
       </w:r>
     </w:p>
     <w:p>
@@ -91,12 +82,39 @@
         <w:pStyle w:val="ListParagraph"/>
         <w:numPr>
           <w:ilvl w:val="0"/>
-          <w:numId w:val="2"/>
+          <w:numId w:val="101"/>
         </w:numPr>
         <w:spacing w:after="40"/>
       </w:pPr>
       <w:r>
-        <w:t xml:space="preserve">limfa tugunlari — to'qimalardan limfa orqali kelgan antigenlarni filtrlaydi;</w:t>
+        <w:t xml:space="preserve">tashqi qoplam infeksiyalari (kontakt mexanizm) — quturish, kuydirgi, qoqshol, OIV.</w:t>
+      </w:r>
+    </w:p>
+    <w:p>
+      <w:pPr>
+        <w:spacing w:after="120"/>
+        <w:jc w:val="both"/>
+      </w:pPr>
+      <w:r>
+        <w:t xml:space="preserve">Bu tasnif qo'zg'atuvchining asosiy joylashuvi uning qanday yo'l bilan tarqalishini belgilashini aks ettiradi: ichakda joylashgan qo'zg'atuvchi najas orqali, nafas yo'lida joylashgani tomchi orqali, qonda joylashgani tashuvchi hasharot orqali, teri-shilliq qavatda joylashgani esa kontakt orqali tarqaladi [1]. Aynan shu qonuniyat tadbirlarni mantiqiy tanlash uchun asos bo'ladi.</w:t>
+      </w:r>
+    </w:p>
+    <w:p>
+      <w:pPr>
+        <w:pStyle w:val="Heading2"/>
+        <w:spacing w:after="80" w:before="160"/>
+      </w:pPr>
+      <w:r>
+        <w:t xml:space="preserve">Qo'shimcha tasniflar</w:t>
+      </w:r>
+    </w:p>
+    <w:p>
+      <w:pPr>
+        <w:spacing w:after="120"/>
+        <w:jc w:val="both"/>
+      </w:pPr>
+      <w:r>
+        <w:t xml:space="preserve">Yuqish mexanizmiga asoslangan tasnifni boshqa tasniflar to'ldiradi:</w:t>
       </w:r>
     </w:p>
     <w:p>
@@ -104,12 +122,38 @@
         <w:pStyle w:val="ListParagraph"/>
         <w:numPr>
           <w:ilvl w:val="0"/>
-          <w:numId w:val="2"/>
+          <w:numId w:val="102"/>
         </w:numPr>
         <w:spacing w:after="40"/>
       </w:pPr>
       <w:r>
-        <w:t xml:space="preserve">shilliq qavatlar bilan bog'liq limfoid to'qima — bodomsimon bezlar va ichak limfoid to'qimasi (Peyer pilakchalari).</w:t>
+        <w:t xml:space="preserve">infeksiya manbaiga ko'ra — antroponozlar (manba odam), zoonozlar (manba hayvon), sapronozlar (manba tashqi muhit);</w:t>
+      </w:r>
+    </w:p>
+    <w:p>
+      <w:pPr>
+        <w:pStyle w:val="ListParagraph"/>
+        <w:numPr>
+          <w:ilvl w:val="0"/>
+          <w:numId w:val="102"/>
+        </w:numPr>
+        <w:spacing w:after="40"/>
+      </w:pPr>
+      <w:r>
+        <w:t xml:space="preserve">qo'zg'atuvchi turiga ko'ra — bakterial, virusli, zamburug'li, protozoy va gelmint kasalliklari;</w:t>
+      </w:r>
+    </w:p>
+    <w:p>
+      <w:pPr>
+        <w:pStyle w:val="ListParagraph"/>
+        <w:numPr>
+          <w:ilvl w:val="0"/>
+          <w:numId w:val="102"/>
+        </w:numPr>
+        <w:spacing w:after="40"/>
+      </w:pPr>
+      <w:r>
+        <w:t xml:space="preserve">nazorat darajasiga ko'ra — boshqariladigan (vaksina mavjud bo'lgan) va boshqarilmaydigan (vaksinasi yo'q) infeksiyalar.</w:t>
       </w:r>
     </w:p>
     <w:p>
@@ -118,7 +162,7 @@
         <w:jc w:val="both"/>
       </w:pPr>
       <w:r>
-        <w:t xml:space="preserve">Immun javobni amalga oshiruvchi asosiy hujayralar — B- va T-limfotsitlar, makrofaglar, dendrit hujayralar, neytrofillar va tabiiy killer (NK) hujayralar; gumoral omillarga antitelolar (immunoglobulinlar) va komplement tizimi kiradi [2]. B-limfotsitlar antitelolar ishlab chiqaruvchi plazmatik hujayralarga aylanadi va gumoral immunitetni ta'minlaydi; T-limfotsitlar esa hujayraviy immunitetni amalga oshiradi va o'z ichida yordamchi (T-xelper), sitotoksik va boshqa subpopulyatsiyalarga bo'linadi. Makrofaglar va dendrit hujayralar antigenni "tutib", uni limfotsitlarga taqdim etadi va shu tariqa tug'ma hamda orttirilgan immunitet o'rtasida bog'lovchi vazifasini bajaradi. Bu hujayralar birgalikda muvofiqlashgan immun javobni shakllantiradi.</w:t>
+        <w:t xml:space="preserve">Bu tasniflar birgalikda kasallikni har tomonlama tahlil qilish va tadbirlarni aniq yo'naltirish imkonini beradi [1]. Masalan, o'lat kasalligi bir vaqtning o'zida transmissiv mexanizmli, zoonoz, bakterial va boshqarilmaydigan infeksiya sifatida tasniflanadi; bu kompleks tavsif unga qarshi choralar majmuasini (dezinseksiya, deratizatsiya, karantin, shoshilinch profilaktika) to'liq belgilashga yordam beradi. Ayrim kasalliklar bir nechta yuqish mexanizmiga ega bo'lishi mumkin — kuydirgi teri, nafas va ichak orqali yuqadi — bunda tasniflashda yetakchi mexanizm aniqlanadi.</w:t>
       </w:r>
     </w:p>
     <w:p>
@@ -127,7 +171,7 @@
         <w:spacing w:after="80" w:before="160"/>
       </w:pPr>
       <w:r>
-        <w:t xml:space="preserve">Immun tizimning shakllanishi</w:t>
+        <w:t xml:space="preserve">Ichak va nafas yo'llari infeksiyalarida rejalashtirish</w:t>
       </w:r>
     </w:p>
     <w:p>
@@ -136,7 +180,7 @@
         <w:jc w:val="both"/>
       </w:pPr>
       <w:r>
-        <w:t xml:space="preserve">Immun tizim bola rivojlanishining turli bosqichlarida shakllanadi. Homila davrida immun organlar yotqiziladi, biroq yangi tug'ilgan chaqaloqning o'z immun tizimi hali to'liq yetilmagan bo'ladi. Shu sababli dastlabki oylarda bolani onadan o'tgan antitelolar (platsenta orqali IgG va ona suti orqali IgA) himoya qiladi — bu tabiiy passiv immunitetdir. Vaqt o'tishi bilan onadan o'tgan antitelolar kamayadi va bolaning o'z faol immuniteti rivojlanadi. Aynan shu o'tish davri bola uchun infeksiyalardan eng xavfli davr bo'lib, emlash kalendari shu mantiqqa asoslanadi [1][2]. Immun tizimning yetilishi bilan bolada antigenlarga javob berish, immunologik xotira hosil qilish va qayta uchrashuvda tez himoya qilish qobiliyati rivojlanadi. Keksalik davrida esa immun tizim faolligi pasayadi (immunosenessensiya), shu bois qariyalarda ham infeksiyalar og'irroq kechadi; bu yosh guruhlari emlash va profilaktikada alohida e'tibor talab qiladi. Shunday qilib, immun tizim holati odam hayotining turli davrlarida o'zgarib turadi va bu epidemiologik jihatdan hisobga olinadi.</w:t>
+        <w:t xml:space="preserve">Fekal-oral mexanizmli ichak infeksiyalarida epidemiyaga qarshi choralarning yetakchi yo'nalishi — yuqish yo'llarini uzish: xavfsiz suv ta'minoti, kanalizatsiya, oziq-ovqat xavfsizligi, shaxsiy gigiyena va dezinfeksiya rejalashtiriladi [1]. Aerozol-tomchi mexanizmli nafas yo'llari infeksiyalarida esa yuqish yo'lini texnik uzish qiyin bo'lgani uchun asosiy e'tibor qabul qiluvchan organizmga — immunprofilaktikaga qaratiladi; boshqariladigan infeksiyalarda (qizamiq, difteriya, ko'kyo'tal) yuqori va barqaror emlash qamrovi hal qiluvchi ahamiyatga ega. Bu kasalliklarning yuqori yuqumliligi tufayli jamoaviy immunitet uchun aholining katta ulushi emlangan bo'lishi talab etiladi; masalan, qizamiqda bazaviy reproduksiya ko'rsatkichi (R0) taxminan 12–18 ni tashkil etgani uchun qamrov 95% dan ortiq bo'lishi kerak [2]. Shu bois nafas yo'llari infeksiyalarida rejalashtirishning markazida emlash qamrovini yuqori ushlab turish yotadi, qo'shimcha choralar (bemorni ajratish, shamollatish, muloqotdagilarni kuzatish) esa uni to'ldiradi [2].</w:t>
       </w:r>
     </w:p>
     <w:p>
@@ -145,7 +189,7 @@
         <w:spacing w:after="80" w:before="160"/>
       </w:pPr>
       <w:r>
-        <w:t xml:space="preserve">Tug'ma va orttirilgan immunitet</w:t>
+        <w:t xml:space="preserve">Qon va tashqi qoplam infeksiyalarida rejalashtirish</w:t>
       </w:r>
     </w:p>
     <w:p>
@@ -154,7 +198,7 @@
         <w:jc w:val="both"/>
       </w:pPr>
       <w:r>
-        <w:t xml:space="preserve">Immunitet tug'ma (nospetsifik) va orttirilgan (spetsifik) turlarga bo'linadi. Tug'ma immunitet darhol ta'sir qiladi, oldingi uchrashuvni talab qilmaydi va spetsifik emas (teri to'sig'i, fagotsitoz, komplement). Orttirilgan immunitet aniq antigenga yo'naltirilgan, immunologik xotiraga ega va takroriy uchrashuvda kuchliroq javob beradi; u gumoral (B-limfotsitlar va antitelolar) va hujayraviy (T-limfotsitlar) komponentlardan iborat [2]. Ikkala tizim o'zaro bog'liq: tug'ma immunitet infeksiyaning dastlabki soatlarida to'siq vazifasini bajaradi va orttirilgan javobni ishga tushiradi, orttirilgan immunitet esa aniq qo'zg'atuvchiga qarshi kuchli va xotirali javob shakllantiradi. Vaksinatsiyaning asosiy g'oyasi ham aynan shunda — kasallik keltirmasdan turib orttirilgan immunitetni va immunologik xotirani sun'iy ravishda hosil qilishdir [2]. Shu tariqa immun tizim fiziologiyasini bilish emlash strategiyasini ilmiy asoslashning asosi hisoblanadi.</w:t>
+        <w:t xml:space="preserve">Transmissiv (qon) infeksiyalarida choralar tashuvchi bo'g'imoyoqlilarga qarshi kurash (dezinseksiya), aholini chaqishdan himoyalash (repellent, to'r) va tabiiy o'choqlarni nazorat qilishga qaratiladi; zoonozlarda qo'shimcha ravishda rezervuar va tashuvchi hayvonlar ustidan veterinariya-sanitariya nazorati o'rnatiladi. Kontakt (tashqi qoplam) infeksiyalarida esa choralar infeksiya manbaini bartaraf etish, shaxsiy himoya, dezinfeksiya, shoshilinch profilaktika (quturishga qarshi emlash, qoqsholga qarshi zardob) va xavfli xulq-atvorni o'zgartirishga (OIV profilaktikasida) yo'naltiriladi [1]. Har bir guruhda yetakchi yuqish omiliga ta'sir eng samarali hisoblanadi. Masalan, vabo kabi suv yo'li bilan tarqaladigan infeksiyada suv ta'minotini nazorat qilish, bezgakda chivinga qarshi kurash, quturishda esa kasal hayvon bilan kontaktdan keyin shoshilinch emlash birinchi o'ringa chiqadi. Bu misollar tasnif guruhiga qarab tadbirlar ustuvorligi qanday o'zgarishini ko'rsatadi va resurslarni eng samarali nuqtaga yo'naltirish imkonini beradi [1].</w:t>
       </w:r>
     </w:p>
     <w:p>
@@ -163,7 +207,7 @@
         <w:spacing w:after="80" w:before="160"/>
       </w:pPr>
       <w:r>
-        <w:t xml:space="preserve">Immunoglobulinlar va ularning epidemiologik ahamiyati</w:t>
+        <w:t xml:space="preserve">Rejalashtirishning umumiy tamoyillari</w:t>
       </w:r>
     </w:p>
     <w:p>
@@ -172,7 +216,7 @@
         <w:jc w:val="both"/>
       </w:pPr>
       <w:r>
-        <w:t xml:space="preserve">Antitelolar (immunoglobulinlar) besh sinfga bo'linadi: IgG, IgM, IgA, IgE va IgD. IgM infeksiyaning o'tkir bosqichida birinchi bo'lib paydo bo'ladi va yangi yuqtirilgan infeksiya belgisi hisoblanadi; IgG kechroq shakllanib, uzoq muddatli himoyani ta'minlaydi va o'tkazilgan infeksiya yoki emlashning ko'rsatkichidir; IgA shilliq qavatlarni va ona sutini himoya qiladi [2]. Aynan shu sinflarni laboratoriya usulida (IFA) aniqlash infeksiya bosqichini va immun holatni baholash imkonini beradi, bu esa seroepidemiologik tekshiruvlarning asosidir. Masalan, qondagi IgM antitelolarining aniqlanishi o'tkir (yangi) infeksiyani, faqat IgG ning mavjudligi esa o'tkazilgan infeksiya yoki emlash natijasida shakllangan immunitetni ko'rsatadi. Bu ma'lumotlar nafaqat alohida bemorni tashxislashda, balki aholining immun qatlamini baholab, emlash ehtiyojini aniqlashda ham qo'llaniladi.</w:t>
+        <w:t xml:space="preserve">Yuqumli kasalliklarga qarshi rejalashtirish epidemiologik tashxis asosida amalga oshiriladi va u uchta an'anaviy yo'nalishni qamrab oladi: infeksiya manbaiga, yuqish mexanizmiga va qabul qiluvchan organizmga qaratilgan choralar. Kasallik qaysi tasnif guruhiga mansubligi aynan qaysi yo'nalish yetakchi bo'lishini belgilaydi — bu rejalashtirishning asosiy tamoyilidir [1]. Reja aniq maqsad, bajaruvchilar, muddatlar va nazorat ko'rsatkichlariga ega bo'lishi, rejali (profilaktik) va o'choqdagi (epidemik vaziyatga javoban) tadbirlarni uyg'unlashtirishi hamda mavjud resurslarni to'g'ri taqsimlashi kerak. Tadbirlarning samaradorligi epidemiologik ko'rsatkichlar (kasallanishning pasayishi, o'choqlar sonining kamayishi) orqali baholanadi va bu baho keyingi rejalashtirish uchun asos bo'ladi. Noto'g'ri tasniflash noto'g'ri choralar ko'rilishiga va resurslarning behuda sarflanishiga olib keladi [1][2]. Rejalashtirishda kasallikning epidemiologik xususiyatlari (mavsumiylik, inkubatsion davr, yuqumlilik davri), xavf guruhlari va hududlar hisobga olinadi. Shuningdek, reja favqulodda vaziyatlar uchun zaxira resurslarni (vaksina, dezinfeksiyalovchi vositalar, shaxsiy himoya vositalari) va sektorlararo hamkorlikni (veterinariya, kommunal xizmat) nazarda tutishi kerak, chunki ko'plab kasalliklarga qarshi kurash bir necha idoraning birgalikdagi harakatini talab qiladi.</w:t>
       </w:r>
     </w:p>
     <w:p>
@@ -181,7 +225,7 @@
         <w:spacing w:after="80" w:before="160"/>
       </w:pPr>
       <w:r>
-        <w:t xml:space="preserve">Epidemiologik ahamiyati</w:t>
+        <w:t xml:space="preserve">Xulosa</w:t>
       </w:r>
     </w:p>
     <w:p>
@@ -190,25 +234,7 @@
         <w:jc w:val="both"/>
       </w:pPr>
       <w:r>
-        <w:t xml:space="preserve">Immun tizimning epidemiologik ahamiyati bir necha jihatda namoyon bo'ladi. Birinchidan, aholining immun qatlami qancha katta bo'lsa, qo'zg'atuvchining tarqalishi shuncha cheklanadi — bu jamoaviy immunitet hodisasidir. Ikkinchidan, immun holatni seroepidemiologik tekshiruvlar orqali baholash emlash dasturlarini rejalashtirish uchun asos bo'ladi. Uchinchidan, immunitetni sun'iy shakllantirish (vaksinatsiya) boshqariladigan infeksiyalarga qarshi eng samarali vositadir. To'rtinchidan, immuntanqis holatdagi shaxslar (OIV, immunosupressiv terapiya, surunkali kasalliklar) alohida xavf guruhini tashkil etadi, ularda infeksiya og'irroq kechadi va ular maxsus himoyani talab qiladi [2]. Shu bois aholining immun tuzilmasini monitoring qilish va xavf guruhlarini aniqlash zamonaviy epidemiologik nazoratning ajralmas qismidir. Immunitetning napryajyonnosti (kuchlanishi) va davomiyligi kasallikka qarab turlicha: qizamiq va parotitdan keyin umrbod, grippdan keyin esa qisqa muddatli immunitet qoladi; bu farqlar revaksinatsiya muddatlarini belgilashda inobatga olinadi [2].</w:t>
-      </w:r>
-    </w:p>
-    <w:p>
-      <w:pPr>
-        <w:pStyle w:val="Heading2"/>
-        <w:spacing w:after="80" w:before="160"/>
-      </w:pPr>
-      <w:r>
-        <w:t xml:space="preserve">Xulosa</w:t>
-      </w:r>
-    </w:p>
-    <w:p>
-      <w:pPr>
-        <w:spacing w:after="120"/>
-        <w:jc w:val="both"/>
-      </w:pPr>
-      <w:r>
-        <w:t xml:space="preserve">Odam immun tizimi markaziy va periferik organlardan iborat murakkab tizim bo'lib, tug'ma va orttirilgan immunitet mexanizmlarini birlashtiradi. U bola rivojlanishi davomida bosqichma-bosqich shakllanadi: dastlab onadan o'tgan passiv immunitet, so'ng bolaning o'z faol immuniteti himoya qiladi. Immunoglobulin sinflarini aniqlash infeksiya bosqichi va immun holatni baholashda muhim. Epidemiologik jihatdan immun tizim epidemik jarayonning uchinchi bo'g'inini — qabul qiluvchanlikni belgilaydi, shuning uchun uni sun'iy shakllantirish — immunprofilaktika — boshqariladigan yuqumli kasalliklarga qarshi kurash strategiyasining markaziy yo'nalishi hisoblanadi. Vrach-epidemiolog uchun immun tizim tuzilishi va faoliyatini bilish emlash ishini va aholi immun holatini to'g'ri baholashning zaruriy shartidir.</w:t>
+        <w:t xml:space="preserve">Yuqumli kasalliklar yuqish mexanizmiga ko'ra ichak, nafas yo'llari, qon va tashqi qoplam infeksiyalariga bo'linadi; bu Gromashevskiy tasnifi epidemiyaga qarshi choralarni rejalashtirishning asosidir [1]. Qo'shimcha tasniflar (infeksiya manbai, qo'zg'atuvchi turi, nazorat darajasi) uni to'ldiradi. Har bir guruh uchun yetakchi yo'nalish turlicha: ichak infeksiyalarida yuqish yo'llarini uzish, nafas infeksiyalarida immunprofilaktika, qon infeksiyalarida dezinseksiya, kontakt infeksiyalarida esa manbaga qaratilgan choralar ustuvor bo'ladi. Kasallikni to'g'ri tasniflash va yetakchi yo'nalishni aniqlash — tadbirlarni ilmiy asosda rejalashtirishning kalitidir. Shu bois vrach-epidemiolog har bir kasallikni to'g'ri tasnif guruhiga ajrata olishi va shu asosda epidemiyaga qarshi tadbirlar majmuasini asoslay olishi kerak; bu malaka epidemiologik ishning nazariy va amaliy poydevorini tashkil etadi.</w:t>
       </w:r>
     </w:p>
     <w:p>
@@ -230,7 +256,7 @@
         <w:spacing w:after="40"/>
       </w:pPr>
       <w:r>
-        <w:t xml:space="preserve">Muhamedov I., Eshboyev E., Zokirov N., Zokirov M. Mikrobiologiya, immunologiya. — Toshkent.</w:t>
+        <w:t xml:space="preserve">Mirtazayev O.M., Zuyeva L.P., Matnazarova G.S. Epidemiologiya. — Toshkent, 2016. (Gromashevskiy tasnifi.)</w:t>
       </w:r>
     </w:p>
     <w:p>
@@ -243,7 +269,7 @@
         <w:spacing w:after="40"/>
       </w:pPr>
       <w:r>
-        <w:t xml:space="preserve">Marshall J.S. et al. An introduction to immunology and immunopathology. Allergy Asthma Clin Immunol (NCBI, NBK539801). URL: https://www.ncbi.nlm.nih.gov/books/NBK539801/</w:t>
+        <w:t xml:space="preserve">World Health Organization. Infectious disease classification and control by transmission route; Heymann D.L. (ed.). Control of Communicable Diseases Manual, 20th ed. — APHA. URL: https://www.who.int</w:t>
       </w:r>
     </w:p>
     <w:sectPr>
@@ -449,6 +475,18 @@
       <w:lvlJc w:val="left"/>
       <w:pPr>
         <w:ind w:left="576" w:hanging="316"/>
+      </w:pPr>
+    </w:lvl>
+  </w:abstractNum>
+  <w:abstractNum w:abstractNumId="90">
+    <w:multiLevelType w:val="hybridMultilevel"/>
+    <w:lvl w:ilvl="0">
+      <w:start w:val="1"/>
+      <w:numFmt w:val="decimal"/>
+      <w:lvlText w:val="%1)"/>
+      <w:lvlJc w:val="left"/>
+      <w:pPr>
+        <w:ind w:left="851" w:hanging="425"/>
       </w:pPr>
     </w:lvl>
   </w:abstractNum>
@@ -466,6 +504,18 @@
   </w:num>
   <w:num w:numId="3">
     <w:abstractNumId w:val="4"/>
+    <w:lvlOverride w:ilvl="0">
+      <w:startOverride w:val="1"/>
+    </w:lvlOverride>
+  </w:num>
+  <w:num w:numId="101">
+    <w:abstractNumId w:val="90"/>
+    <w:lvlOverride w:ilvl="0">
+      <w:startOverride w:val="1"/>
+    </w:lvlOverride>
+  </w:num>
+  <w:num w:numId="102">
+    <w:abstractNumId w:val="90"/>
     <w:lvlOverride w:ilvl="0">
       <w:startOverride w:val="1"/>
     </w:lvlOverride>

--- a/javoblar/036.docx
+++ b/javoblar/036.docx
@@ -5,36 +5,63 @@
     <w:p>
       <w:pPr>
         <w:pStyle w:val="Heading1"/>
-        <w:spacing w:after="200"/>
-      </w:pPr>
-      <w:r>
+        <w:spacing w:after="240"/>
+        <w:jc w:val="center"/>
+      </w:pPr>
+      <w:r>
+        <w:rPr>
+          <w:rFonts w:ascii="Times New Roman" w:cs="Times New Roman" w:eastAsia="Times New Roman" w:hAnsi="Times New Roman"/>
+          <w:b/>
+          <w:bCs/>
+          <w:sz w:val="28"/>
+          <w:szCs w:val="28"/>
+        </w:rPr>
         <w:t xml:space="preserve">36. Yuqumli kasalliklarning tasnifi, kasallikning yuqishiga qarab epidemiyaga qarshi choralarni rejalashtirish asoslari</w:t>
       </w:r>
     </w:p>
     <w:p>
       <w:pPr>
-        <w:spacing w:after="120"/>
-        <w:jc w:val="both"/>
-      </w:pPr>
-      <w:r>
+        <w:spacing w:after="120" w:line="276"/>
+        <w:ind w:firstLine="567"/>
+        <w:jc w:val="both"/>
+      </w:pPr>
+      <w:r>
+        <w:rPr>
+          <w:rFonts w:ascii="Times New Roman" w:cs="Times New Roman" w:eastAsia="Times New Roman" w:hAnsi="Times New Roman"/>
+          <w:sz w:val="28"/>
+          <w:szCs w:val="28"/>
+        </w:rPr>
         <w:t xml:space="preserve">Yuqumli kasalliklar tasnifi epidemiyaga qarshi choralarni ilmiy asosda rejalashtirishning asosi hisoblanadi. Eng amaliy tasnif — L.V. Gromashevskiy taklif etgan, yuqish mexanizmiga asoslangan tasnifdir; u qo'zg'atuvchining organizmdagi birlamchi joylashuvi va yuqish usuli o'rtasidagi qonuniy bog'liqlikka tayanadi [1]. Bu tasnif epidemiologiyaning nazariy poydevori bo'lib, uning asosida kasallikning klinik-epidemiologik xususiyatlarini oldindan bashorat qilish mumkin. Tasnifning amaliy qiymati shundaki, u har bir kasallik guruhi uchun qaysi yo'nalishdagi choralar yetakchi bo'lishini oldindan belgilab beradi va shu asosda tadbirlar rejasi tuziladi [1].</w:t>
       </w:r>
     </w:p>
     <w:p>
       <w:pPr>
         <w:pStyle w:val="Heading2"/>
-        <w:spacing w:after="80" w:before="160"/>
-      </w:pPr>
-      <w:r>
+        <w:spacing w:after="100" w:before="200"/>
+      </w:pPr>
+      <w:r>
+        <w:rPr>
+          <w:rFonts w:ascii="Times New Roman" w:cs="Times New Roman" w:eastAsia="Times New Roman" w:hAnsi="Times New Roman"/>
+          <w:b/>
+          <w:bCs/>
+          <w:sz w:val="28"/>
+          <w:szCs w:val="28"/>
+        </w:rPr>
         <w:t xml:space="preserve">Yuqish mexanizmiga ko'ra tasnif</w:t>
       </w:r>
     </w:p>
     <w:p>
       <w:pPr>
-        <w:spacing w:after="120"/>
-        <w:jc w:val="both"/>
-      </w:pPr>
-      <w:r>
+        <w:spacing w:after="120" w:line="276"/>
+        <w:ind w:firstLine="567"/>
+        <w:jc w:val="both"/>
+      </w:pPr>
+      <w:r>
+        <w:rPr>
+          <w:rFonts w:ascii="Times New Roman" w:cs="Times New Roman" w:eastAsia="Times New Roman" w:hAnsi="Times New Roman"/>
+          <w:sz w:val="28"/>
+          <w:szCs w:val="28"/>
+        </w:rPr>
         <w:t xml:space="preserve">Yuqish mexanizmiga ko'ra yuqumli kasalliklar to'rt asosiy guruhga bo'linadi [1]:</w:t>
       </w:r>
     </w:p>
@@ -43,11 +70,17 @@
         <w:pStyle w:val="ListParagraph"/>
         <w:numPr>
           <w:ilvl w:val="0"/>
-          <w:numId w:val="101"/>
+          <w:numId w:val="2"/>
         </w:numPr>
-        <w:spacing w:after="40"/>
-      </w:pPr>
-      <w:r>
+        <w:spacing w:after="60" w:line="276"/>
+        <w:jc w:val="both"/>
+      </w:pPr>
+      <w:r>
+        <w:rPr>
+          <w:rFonts w:ascii="Times New Roman" w:cs="Times New Roman" w:eastAsia="Times New Roman" w:hAnsi="Times New Roman"/>
+          <w:sz w:val="28"/>
+          <w:szCs w:val="28"/>
+        </w:rPr>
         <w:t xml:space="preserve">ichak infeksiyalari (fekal-oral mexanizm) — ich terlama, dizenteriya, vabo, virusli gepatit A, salmonellyoz;</w:t>
       </w:r>
     </w:p>
@@ -56,11 +89,17 @@
         <w:pStyle w:val="ListParagraph"/>
         <w:numPr>
           <w:ilvl w:val="0"/>
-          <w:numId w:val="101"/>
+          <w:numId w:val="2"/>
         </w:numPr>
-        <w:spacing w:after="40"/>
-      </w:pPr>
-      <w:r>
+        <w:spacing w:after="60" w:line="276"/>
+        <w:jc w:val="both"/>
+      </w:pPr>
+      <w:r>
+        <w:rPr>
+          <w:rFonts w:ascii="Times New Roman" w:cs="Times New Roman" w:eastAsia="Times New Roman" w:hAnsi="Times New Roman"/>
+          <w:sz w:val="28"/>
+          <w:szCs w:val="28"/>
+        </w:rPr>
         <w:t xml:space="preserve">nafas yo'llari infeksiyalari (aerozol-tomchi mexanizm) — qizamiq, difteriya, gripp, ko'kyo'tal, meningokokk infeksiyasi;</w:t>
       </w:r>
     </w:p>
@@ -69,11 +108,17 @@
         <w:pStyle w:val="ListParagraph"/>
         <w:numPr>
           <w:ilvl w:val="0"/>
-          <w:numId w:val="101"/>
+          <w:numId w:val="2"/>
         </w:numPr>
-        <w:spacing w:after="40"/>
-      </w:pPr>
-      <w:r>
+        <w:spacing w:after="60" w:line="276"/>
+        <w:jc w:val="both"/>
+      </w:pPr>
+      <w:r>
+        <w:rPr>
+          <w:rFonts w:ascii="Times New Roman" w:cs="Times New Roman" w:eastAsia="Times New Roman" w:hAnsi="Times New Roman"/>
+          <w:sz w:val="28"/>
+          <w:szCs w:val="28"/>
+        </w:rPr>
         <w:t xml:space="preserve">qon infeksiyalari (transmissiv mexanizm) — bezgak, Qrim-Kongo gemorragik isitmasi, o'lat, toshbaqa ensefaliti;</w:t>
       </w:r>
     </w:p>
@@ -82,168 +127,64 @@
         <w:pStyle w:val="ListParagraph"/>
         <w:numPr>
           <w:ilvl w:val="0"/>
-          <w:numId w:val="101"/>
+          <w:numId w:val="2"/>
         </w:numPr>
-        <w:spacing w:after="40"/>
-      </w:pPr>
-      <w:r>
+        <w:spacing w:after="60" w:line="276"/>
+        <w:jc w:val="both"/>
+      </w:pPr>
+      <w:r>
+        <w:rPr>
+          <w:rFonts w:ascii="Times New Roman" w:cs="Times New Roman" w:eastAsia="Times New Roman" w:hAnsi="Times New Roman"/>
+          <w:sz w:val="28"/>
+          <w:szCs w:val="28"/>
+        </w:rPr>
         <w:t xml:space="preserve">tashqi qoplam infeksiyalari (kontakt mexanizm) — quturish, kuydirgi, qoqshol, OIV.</w:t>
       </w:r>
     </w:p>
     <w:p>
       <w:pPr>
-        <w:spacing w:after="120"/>
-        <w:jc w:val="both"/>
-      </w:pPr>
-      <w:r>
+        <w:spacing w:after="120" w:line="276"/>
+        <w:ind w:firstLine="567"/>
+        <w:jc w:val="both"/>
+      </w:pPr>
+      <w:r>
+        <w:rPr>
+          <w:rFonts w:ascii="Times New Roman" w:cs="Times New Roman" w:eastAsia="Times New Roman" w:hAnsi="Times New Roman"/>
+          <w:sz w:val="28"/>
+          <w:szCs w:val="28"/>
+        </w:rPr>
         <w:t xml:space="preserve">Bu tasnif qo'zg'atuvchining asosiy joylashuvi uning qanday yo'l bilan tarqalishini belgilashini aks ettiradi: ichakda joylashgan qo'zg'atuvchi najas orqali, nafas yo'lida joylashgani tomchi orqali, qonda joylashgani tashuvchi hasharot orqali, teri-shilliq qavatda joylashgani esa kontakt orqali tarqaladi [1]. Aynan shu qonuniyat tadbirlarni mantiqiy tanlash uchun asos bo'ladi.</w:t>
       </w:r>
     </w:p>
     <w:p>
       <w:pPr>
         <w:pStyle w:val="Heading2"/>
-        <w:spacing w:after="80" w:before="160"/>
-      </w:pPr>
-      <w:r>
+        <w:spacing w:after="100" w:before="200"/>
+      </w:pPr>
+      <w:r>
+        <w:rPr>
+          <w:rFonts w:ascii="Times New Roman" w:cs="Times New Roman" w:eastAsia="Times New Roman" w:hAnsi="Times New Roman"/>
+          <w:b/>
+          <w:bCs/>
+          <w:sz w:val="28"/>
+          <w:szCs w:val="28"/>
+        </w:rPr>
         <w:t xml:space="preserve">Qo'shimcha tasniflar</w:t>
       </w:r>
     </w:p>
     <w:p>
       <w:pPr>
-        <w:spacing w:after="120"/>
-        <w:jc w:val="both"/>
-      </w:pPr>
-      <w:r>
+        <w:spacing w:after="120" w:line="276"/>
+        <w:ind w:firstLine="567"/>
+        <w:jc w:val="both"/>
+      </w:pPr>
+      <w:r>
+        <w:rPr>
+          <w:rFonts w:ascii="Times New Roman" w:cs="Times New Roman" w:eastAsia="Times New Roman" w:hAnsi="Times New Roman"/>
+          <w:sz w:val="28"/>
+          <w:szCs w:val="28"/>
+        </w:rPr>
         <w:t xml:space="preserve">Yuqish mexanizmiga asoslangan tasnifni boshqa tasniflar to'ldiradi:</w:t>
-      </w:r>
-    </w:p>
-    <w:p>
-      <w:pPr>
-        <w:pStyle w:val="ListParagraph"/>
-        <w:numPr>
-          <w:ilvl w:val="0"/>
-          <w:numId w:val="102"/>
-        </w:numPr>
-        <w:spacing w:after="40"/>
-      </w:pPr>
-      <w:r>
-        <w:t xml:space="preserve">infeksiya manbaiga ko'ra — antroponozlar (manba odam), zoonozlar (manba hayvon), sapronozlar (manba tashqi muhit);</w:t>
-      </w:r>
-    </w:p>
-    <w:p>
-      <w:pPr>
-        <w:pStyle w:val="ListParagraph"/>
-        <w:numPr>
-          <w:ilvl w:val="0"/>
-          <w:numId w:val="102"/>
-        </w:numPr>
-        <w:spacing w:after="40"/>
-      </w:pPr>
-      <w:r>
-        <w:t xml:space="preserve">qo'zg'atuvchi turiga ko'ra — bakterial, virusli, zamburug'li, protozoy va gelmint kasalliklari;</w:t>
-      </w:r>
-    </w:p>
-    <w:p>
-      <w:pPr>
-        <w:pStyle w:val="ListParagraph"/>
-        <w:numPr>
-          <w:ilvl w:val="0"/>
-          <w:numId w:val="102"/>
-        </w:numPr>
-        <w:spacing w:after="40"/>
-      </w:pPr>
-      <w:r>
-        <w:t xml:space="preserve">nazorat darajasiga ko'ra — boshqariladigan (vaksina mavjud bo'lgan) va boshqarilmaydigan (vaksinasi yo'q) infeksiyalar.</w:t>
-      </w:r>
-    </w:p>
-    <w:p>
-      <w:pPr>
-        <w:spacing w:after="120"/>
-        <w:jc w:val="both"/>
-      </w:pPr>
-      <w:r>
-        <w:t xml:space="preserve">Bu tasniflar birgalikda kasallikni har tomonlama tahlil qilish va tadbirlarni aniq yo'naltirish imkonini beradi [1]. Masalan, o'lat kasalligi bir vaqtning o'zida transmissiv mexanizmli, zoonoz, bakterial va boshqarilmaydigan infeksiya sifatida tasniflanadi; bu kompleks tavsif unga qarshi choralar majmuasini (dezinseksiya, deratizatsiya, karantin, shoshilinch profilaktika) to'liq belgilashga yordam beradi. Ayrim kasalliklar bir nechta yuqish mexanizmiga ega bo'lishi mumkin — kuydirgi teri, nafas va ichak orqali yuqadi — bunda tasniflashda yetakchi mexanizm aniqlanadi.</w:t>
-      </w:r>
-    </w:p>
-    <w:p>
-      <w:pPr>
-        <w:pStyle w:val="Heading2"/>
-        <w:spacing w:after="80" w:before="160"/>
-      </w:pPr>
-      <w:r>
-        <w:t xml:space="preserve">Ichak va nafas yo'llari infeksiyalarida rejalashtirish</w:t>
-      </w:r>
-    </w:p>
-    <w:p>
-      <w:pPr>
-        <w:spacing w:after="120"/>
-        <w:jc w:val="both"/>
-      </w:pPr>
-      <w:r>
-        <w:t xml:space="preserve">Fekal-oral mexanizmli ichak infeksiyalarida epidemiyaga qarshi choralarning yetakchi yo'nalishi — yuqish yo'llarini uzish: xavfsiz suv ta'minoti, kanalizatsiya, oziq-ovqat xavfsizligi, shaxsiy gigiyena va dezinfeksiya rejalashtiriladi [1]. Aerozol-tomchi mexanizmli nafas yo'llari infeksiyalarida esa yuqish yo'lini texnik uzish qiyin bo'lgani uchun asosiy e'tibor qabul qiluvchan organizmga — immunprofilaktikaga qaratiladi; boshqariladigan infeksiyalarda (qizamiq, difteriya, ko'kyo'tal) yuqori va barqaror emlash qamrovi hal qiluvchi ahamiyatga ega. Bu kasalliklarning yuqori yuqumliligi tufayli jamoaviy immunitet uchun aholining katta ulushi emlangan bo'lishi talab etiladi; masalan, qizamiqda bazaviy reproduksiya ko'rsatkichi (R0) taxminan 12–18 ni tashkil etgani uchun qamrov 95% dan ortiq bo'lishi kerak [2]. Shu bois nafas yo'llari infeksiyalarida rejalashtirishning markazida emlash qamrovini yuqori ushlab turish yotadi, qo'shimcha choralar (bemorni ajratish, shamollatish, muloqotdagilarni kuzatish) esa uni to'ldiradi [2].</w:t>
-      </w:r>
-    </w:p>
-    <w:p>
-      <w:pPr>
-        <w:pStyle w:val="Heading2"/>
-        <w:spacing w:after="80" w:before="160"/>
-      </w:pPr>
-      <w:r>
-        <w:t xml:space="preserve">Qon va tashqi qoplam infeksiyalarida rejalashtirish</w:t>
-      </w:r>
-    </w:p>
-    <w:p>
-      <w:pPr>
-        <w:spacing w:after="120"/>
-        <w:jc w:val="both"/>
-      </w:pPr>
-      <w:r>
-        <w:t xml:space="preserve">Transmissiv (qon) infeksiyalarida choralar tashuvchi bo'g'imoyoqlilarga qarshi kurash (dezinseksiya), aholini chaqishdan himoyalash (repellent, to'r) va tabiiy o'choqlarni nazorat qilishga qaratiladi; zoonozlarda qo'shimcha ravishda rezervuar va tashuvchi hayvonlar ustidan veterinariya-sanitariya nazorati o'rnatiladi. Kontakt (tashqi qoplam) infeksiyalarida esa choralar infeksiya manbaini bartaraf etish, shaxsiy himoya, dezinfeksiya, shoshilinch profilaktika (quturishga qarshi emlash, qoqsholga qarshi zardob) va xavfli xulq-atvorni o'zgartirishga (OIV profilaktikasida) yo'naltiriladi [1]. Har bir guruhda yetakchi yuqish omiliga ta'sir eng samarali hisoblanadi. Masalan, vabo kabi suv yo'li bilan tarqaladigan infeksiyada suv ta'minotini nazorat qilish, bezgakda chivinga qarshi kurash, quturishda esa kasal hayvon bilan kontaktdan keyin shoshilinch emlash birinchi o'ringa chiqadi. Bu misollar tasnif guruhiga qarab tadbirlar ustuvorligi qanday o'zgarishini ko'rsatadi va resurslarni eng samarali nuqtaga yo'naltirish imkonini beradi [1].</w:t>
-      </w:r>
-    </w:p>
-    <w:p>
-      <w:pPr>
-        <w:pStyle w:val="Heading2"/>
-        <w:spacing w:after="80" w:before="160"/>
-      </w:pPr>
-      <w:r>
-        <w:t xml:space="preserve">Rejalashtirishning umumiy tamoyillari</w:t>
-      </w:r>
-    </w:p>
-    <w:p>
-      <w:pPr>
-        <w:spacing w:after="120"/>
-        <w:jc w:val="both"/>
-      </w:pPr>
-      <w:r>
-        <w:t xml:space="preserve">Yuqumli kasalliklarga qarshi rejalashtirish epidemiologik tashxis asosida amalga oshiriladi va u uchta an'anaviy yo'nalishni qamrab oladi: infeksiya manbaiga, yuqish mexanizmiga va qabul qiluvchan organizmga qaratilgan choralar. Kasallik qaysi tasnif guruhiga mansubligi aynan qaysi yo'nalish yetakchi bo'lishini belgilaydi — bu rejalashtirishning asosiy tamoyilidir [1]. Reja aniq maqsad, bajaruvchilar, muddatlar va nazorat ko'rsatkichlariga ega bo'lishi, rejali (profilaktik) va o'choqdagi (epidemik vaziyatga javoban) tadbirlarni uyg'unlashtirishi hamda mavjud resurslarni to'g'ri taqsimlashi kerak. Tadbirlarning samaradorligi epidemiologik ko'rsatkichlar (kasallanishning pasayishi, o'choqlar sonining kamayishi) orqali baholanadi va bu baho keyingi rejalashtirish uchun asos bo'ladi. Noto'g'ri tasniflash noto'g'ri choralar ko'rilishiga va resurslarning behuda sarflanishiga olib keladi [1][2]. Rejalashtirishda kasallikning epidemiologik xususiyatlari (mavsumiylik, inkubatsion davr, yuqumlilik davri), xavf guruhlari va hududlar hisobga olinadi. Shuningdek, reja favqulodda vaziyatlar uchun zaxira resurslarni (vaksina, dezinfeksiyalovchi vositalar, shaxsiy himoya vositalari) va sektorlararo hamkorlikni (veterinariya, kommunal xizmat) nazarda tutishi kerak, chunki ko'plab kasalliklarga qarshi kurash bir necha idoraning birgalikdagi harakatini talab qiladi.</w:t>
-      </w:r>
-    </w:p>
-    <w:p>
-      <w:pPr>
-        <w:pStyle w:val="Heading2"/>
-        <w:spacing w:after="80" w:before="160"/>
-      </w:pPr>
-      <w:r>
-        <w:t xml:space="preserve">Xulosa</w:t>
-      </w:r>
-    </w:p>
-    <w:p>
-      <w:pPr>
-        <w:spacing w:after="120"/>
-        <w:jc w:val="both"/>
-      </w:pPr>
-      <w:r>
-        <w:t xml:space="preserve">Yuqumli kasalliklar yuqish mexanizmiga ko'ra ichak, nafas yo'llari, qon va tashqi qoplam infeksiyalariga bo'linadi; bu Gromashevskiy tasnifi epidemiyaga qarshi choralarni rejalashtirishning asosidir [1]. Qo'shimcha tasniflar (infeksiya manbai, qo'zg'atuvchi turi, nazorat darajasi) uni to'ldiradi. Har bir guruh uchun yetakchi yo'nalish turlicha: ichak infeksiyalarida yuqish yo'llarini uzish, nafas infeksiyalarida immunprofilaktika, qon infeksiyalarida dezinseksiya, kontakt infeksiyalarida esa manbaga qaratilgan choralar ustuvor bo'ladi. Kasallikni to'g'ri tasniflash va yetakchi yo'nalishni aniqlash — tadbirlarni ilmiy asosda rejalashtirishning kalitidir. Shu bois vrach-epidemiolog har bir kasallikni to'g'ri tasnif guruhiga ajrata olishi va shu asosda epidemiyaga qarshi tadbirlar majmuasini asoslay olishi kerak; bu malaka epidemiologik ishning nazariy va amaliy poydevorini tashkil etadi.</w:t>
-      </w:r>
-    </w:p>
-    <w:p>
-      <w:pPr>
-        <w:pStyle w:val="Heading2"/>
-        <w:spacing w:after="80" w:before="220"/>
-      </w:pPr>
-      <w:r>
-        <w:t xml:space="preserve">Foydalanilgan adabiyotlar</w:t>
       </w:r>
     </w:p>
     <w:p>
@@ -253,10 +194,16 @@
           <w:ilvl w:val="0"/>
           <w:numId w:val="3"/>
         </w:numPr>
-        <w:spacing w:after="40"/>
-      </w:pPr>
-      <w:r>
-        <w:t xml:space="preserve">Mirtazayev O.M., Zuyeva L.P., Matnazarova G.S. Epidemiologiya. — Toshkent, 2016. (Gromashevskiy tasnifi.)</w:t>
+        <w:spacing w:after="60" w:line="276"/>
+        <w:jc w:val="both"/>
+      </w:pPr>
+      <w:r>
+        <w:rPr>
+          <w:rFonts w:ascii="Times New Roman" w:cs="Times New Roman" w:eastAsia="Times New Roman" w:hAnsi="Times New Roman"/>
+          <w:sz w:val="28"/>
+          <w:szCs w:val="28"/>
+        </w:rPr>
+        <w:t xml:space="preserve">infeksiya manbaiga ko'ra — antroponozlar (manba odam), zoonozlar (manba hayvon), sapronozlar (manba tashqi muhit);</w:t>
       </w:r>
     </w:p>
     <w:p>
@@ -266,15 +213,316 @@
           <w:ilvl w:val="0"/>
           <w:numId w:val="3"/>
         </w:numPr>
-        <w:spacing w:after="40"/>
-      </w:pPr>
-      <w:r>
-        <w:t xml:space="preserve">World Health Organization. Infectious disease classification and control by transmission route; Heymann D.L. (ed.). Control of Communicable Diseases Manual, 20th ed. — APHA. URL: https://www.who.int</w:t>
+        <w:spacing w:after="60" w:line="276"/>
+        <w:jc w:val="both"/>
+      </w:pPr>
+      <w:r>
+        <w:rPr>
+          <w:rFonts w:ascii="Times New Roman" w:cs="Times New Roman" w:eastAsia="Times New Roman" w:hAnsi="Times New Roman"/>
+          <w:sz w:val="28"/>
+          <w:szCs w:val="28"/>
+        </w:rPr>
+        <w:t xml:space="preserve">qo'zg'atuvchi turiga ko'ra — bakterial, virusli, zamburug'li, protozoy va gelmint kasalliklari;</w:t>
+      </w:r>
+    </w:p>
+    <w:p>
+      <w:pPr>
+        <w:pStyle w:val="ListParagraph"/>
+        <w:numPr>
+          <w:ilvl w:val="0"/>
+          <w:numId w:val="3"/>
+        </w:numPr>
+        <w:spacing w:after="60" w:line="276"/>
+        <w:jc w:val="both"/>
+      </w:pPr>
+      <w:r>
+        <w:rPr>
+          <w:rFonts w:ascii="Times New Roman" w:cs="Times New Roman" w:eastAsia="Times New Roman" w:hAnsi="Times New Roman"/>
+          <w:sz w:val="28"/>
+          <w:szCs w:val="28"/>
+        </w:rPr>
+        <w:t xml:space="preserve">nazorat darajasiga ko'ra — boshqariladigan (vaksina mavjud bo'lgan) va boshqarilmaydigan (vaksinasi yo'q) infeksiyalar.</w:t>
+      </w:r>
+    </w:p>
+    <w:p>
+      <w:pPr>
+        <w:spacing w:after="120" w:line="276"/>
+        <w:ind w:firstLine="567"/>
+        <w:jc w:val="both"/>
+      </w:pPr>
+      <w:r>
+        <w:rPr>
+          <w:rFonts w:ascii="Times New Roman" w:cs="Times New Roman" w:eastAsia="Times New Roman" w:hAnsi="Times New Roman"/>
+          <w:sz w:val="28"/>
+          <w:szCs w:val="28"/>
+        </w:rPr>
+        <w:t xml:space="preserve">Bu tasniflar birgalikda kasallikni har tomonlama tahlil qilish va tadbirlarni aniq yo'naltirish imkonini beradi [1]. Masalan, o'lat kasalligi bir vaqtning o'zida transmissiv mexanizmli, zoonoz, bakterial va boshqarilmaydigan infeksiya sifatida tasniflanadi; bu kompleks tavsif unga qarshi choralar majmuasini (dezinseksiya, deratizatsiya, karantin, shoshilinch profilaktika) to'liq belgilashga yordam beradi. Ayrim kasalliklar bir nechta yuqish mexanizmiga ega bo'lishi mumkin — kuydirgi teri, nafas va ichak orqali yuqadi — bunda tasniflashda yetakchi mexanizm aniqlanadi.</w:t>
+      </w:r>
+    </w:p>
+    <w:p>
+      <w:pPr>
+        <w:pStyle w:val="Heading2"/>
+        <w:spacing w:after="100" w:before="200"/>
+      </w:pPr>
+      <w:r>
+        <w:rPr>
+          <w:rFonts w:ascii="Times New Roman" w:cs="Times New Roman" w:eastAsia="Times New Roman" w:hAnsi="Times New Roman"/>
+          <w:b/>
+          <w:bCs/>
+          <w:sz w:val="28"/>
+          <w:szCs w:val="28"/>
+        </w:rPr>
+        <w:t xml:space="preserve">Ichak va nafas yo'llari infeksiyalarida rejalashtirish</w:t>
+      </w:r>
+    </w:p>
+    <w:p>
+      <w:pPr>
+        <w:spacing w:after="120" w:line="276"/>
+        <w:ind w:firstLine="567"/>
+        <w:jc w:val="both"/>
+      </w:pPr>
+      <w:r>
+        <w:rPr>
+          <w:rFonts w:ascii="Times New Roman" w:cs="Times New Roman" w:eastAsia="Times New Roman" w:hAnsi="Times New Roman"/>
+          <w:sz w:val="28"/>
+          <w:szCs w:val="28"/>
+        </w:rPr>
+        <w:t xml:space="preserve">Fekal-oral mexanizmli ichak infeksiyalarida epidemiyaga qarshi choralarning yetakchi yo'nalishi — yuqish yo'llarini uzish: xavfsiz suv ta'minoti, kanalizatsiya, oziq-ovqat xavfsizligi, shaxsiy gigiyena va dezinfeksiya rejalashtiriladi [1]. Aerozol-tomchi mexanizmli nafas yo'llari infeksiyalarida esa yuqish yo'lini texnik uzish qiyin bo'lgani uchun asosiy e'tibor qabul qiluvchan organizmga — immunprofilaktikaga qaratiladi; boshqariladigan infeksiyalarda (qizamiq, difteriya, ko'kyo'tal) yuqori va barqaror emlash qamrovi hal qiluvchi ahamiyatga ega. Bu kasalliklarning yuqori yuqumliligi tufayli jamoaviy immunitet uchun aholining katta ulushi emlangan bo'lishi talab etiladi; masalan, qizamiqda bazaviy reproduksiya ko'rsatkichi (R0) taxminan 12–18 ni tashkil etgani uchun qamrov 95% dan ortiq bo'lishi kerak [1]. Shu bois nafas yo'llari infeksiyalarida rejalashtirishning markazida emlash qamrovini yuqori ushlab turish yotadi, qo'shimcha choralar (bemorni ajratish, shamollatish, muloqotdagilarni kuzatish) esa uni to'ldiradi [1].</w:t>
+      </w:r>
+    </w:p>
+    <w:p>
+      <w:pPr>
+        <w:pStyle w:val="Heading2"/>
+        <w:spacing w:after="100" w:before="200"/>
+      </w:pPr>
+      <w:r>
+        <w:rPr>
+          <w:rFonts w:ascii="Times New Roman" w:cs="Times New Roman" w:eastAsia="Times New Roman" w:hAnsi="Times New Roman"/>
+          <w:b/>
+          <w:bCs/>
+          <w:sz w:val="28"/>
+          <w:szCs w:val="28"/>
+        </w:rPr>
+        <w:t xml:space="preserve">Qon va tashqi qoplam infeksiyalarida rejalashtirish</w:t>
+      </w:r>
+    </w:p>
+    <w:p>
+      <w:pPr>
+        <w:spacing w:after="120" w:line="276"/>
+        <w:ind w:firstLine="567"/>
+        <w:jc w:val="both"/>
+      </w:pPr>
+      <w:r>
+        <w:rPr>
+          <w:rFonts w:ascii="Times New Roman" w:cs="Times New Roman" w:eastAsia="Times New Roman" w:hAnsi="Times New Roman"/>
+          <w:sz w:val="28"/>
+          <w:szCs w:val="28"/>
+        </w:rPr>
+        <w:t xml:space="preserve">Transmissiv (qon) infeksiyalarida choralar tashuvchi bo'g'imoyoqlilarga qarshi kurash (dezinseksiya), aholini chaqishdan himoyalash (repellent, to'r) va tabiiy o'choqlarni nazorat qilishga qaratiladi; zoonozlarda qo'shimcha ravishda rezervuar va tashuvchi hayvonlar ustidan veterinariya-sanitariya nazorati o'rnatiladi. Kontakt (tashqi qoplam) infeksiyalarida esa choralar infeksiya manbaini bartaraf etish, shaxsiy himoya, dezinfeksiya, shoshilinch profilaktika (quturishga qarshi emlash, qoqsholga qarshi zardob) va xavfli xulq-atvorni o'zgartirishga (OIV profilaktikasida) yo'naltiriladi [1]. Har bir guruhda yetakchi yuqish omiliga ta'sir eng samarali hisoblanadi. Masalan, vabo kabi suv yo'li bilan tarqaladigan infeksiyada suv ta'minotini nazorat qilish, bezgakda chivinga qarshi kurash, quturishda esa kasal hayvon bilan kontaktdan keyin shoshilinch emlash birinchi o'ringa chiqadi. Bu misollar tasnif guruhiga qarab tadbirlar ustuvorligi qanday o'zgarishini ko'rsatadi va resurslarni eng samarali nuqtaga yo'naltirish imkonini beradi [1].</w:t>
+      </w:r>
+    </w:p>
+    <w:p>
+      <w:pPr>
+        <w:pStyle w:val="Heading2"/>
+        <w:spacing w:after="100" w:before="200"/>
+      </w:pPr>
+      <w:r>
+        <w:rPr>
+          <w:rFonts w:ascii="Times New Roman" w:cs="Times New Roman" w:eastAsia="Times New Roman" w:hAnsi="Times New Roman"/>
+          <w:b/>
+          <w:bCs/>
+          <w:sz w:val="28"/>
+          <w:szCs w:val="28"/>
+        </w:rPr>
+        <w:t xml:space="preserve">Rejalashtirishning umumiy tamoyillari</w:t>
+      </w:r>
+    </w:p>
+    <w:p>
+      <w:pPr>
+        <w:spacing w:after="120" w:line="276"/>
+        <w:ind w:firstLine="567"/>
+        <w:jc w:val="both"/>
+      </w:pPr>
+      <w:r>
+        <w:rPr>
+          <w:rFonts w:ascii="Times New Roman" w:cs="Times New Roman" w:eastAsia="Times New Roman" w:hAnsi="Times New Roman"/>
+          <w:sz w:val="28"/>
+          <w:szCs w:val="28"/>
+        </w:rPr>
+        <w:t xml:space="preserve">Yuqumli kasalliklarga qarshi rejalashtirish epidemiologik tashxis asosida amalga oshiriladi va u uchta an'anaviy yo'nalishni qamrab oladi: infeksiya manbaiga, yuqish mexanizmiga va qabul qiluvchan organizmga qaratilgan choralar. Kasallik qaysi tasnif guruhiga mansubligi aynan qaysi yo'nalish yetakchi bo'lishini belgilaydi — bu rejalashtirishning asosiy tamoyilidir [1]. Reja aniq maqsad, bajaruvchilar, muddatlar va nazorat ko'rsatkichlariga ega bo'lishi, rejali (profilaktik) va o'choqdagi (epidemik vaziyatga javoban) tadbirlarni uyg'unlashtirishi hamda mavjud resurslarni to'g'ri taqsimlashi kerak. Tadbirlarning samaradorligi epidemiologik ko'rsatkichlar (kasallanishning pasayishi, o'choqlar sonining kamayishi) orqali baholanadi va bu baho keyingi rejalashtirish uchun asos bo'ladi. Noto'g'ri tasniflash noto'g'ri choralar ko'rilishiga va resurslarning behuda sarflanishiga olib keladi [1][1]. Rejalashtirishda kasallikning epidemiologik xususiyatlari (mavsumiylik, inkubatsion davr, yuqumlilik davri), xavf guruhlari va hududlar hisobga olinadi. Shuningdek, reja favqulodda vaziyatlar uchun zaxira resurslarni (vaksina, dezinfeksiyalovchi vositalar, shaxsiy himoya vositalari) va sektorlararo hamkorlikni (veterinariya, kommunal xizmat) nazarda tutishi kerak, chunki ko'plab kasalliklarga qarshi kurash bir necha idoraning birgalikdagi harakatini talab qiladi.</w:t>
+      </w:r>
+    </w:p>
+    <w:p>
+      <w:pPr>
+        <w:pStyle w:val="Heading2"/>
+        <w:spacing w:after="100" w:before="200"/>
+      </w:pPr>
+      <w:r>
+        <w:rPr>
+          <w:rFonts w:ascii="Times New Roman" w:cs="Times New Roman" w:eastAsia="Times New Roman" w:hAnsi="Times New Roman"/>
+          <w:b/>
+          <w:bCs/>
+          <w:sz w:val="28"/>
+          <w:szCs w:val="28"/>
+        </w:rPr>
+        <w:t xml:space="preserve">Tasnifning rejalashtirishdagi o'rni</w:t>
+      </w:r>
+    </w:p>
+    <w:p>
+      <w:pPr>
+        <w:spacing w:after="120" w:line="276"/>
+        <w:ind w:firstLine="567"/>
+        <w:jc w:val="both"/>
+      </w:pPr>
+      <w:r>
+        <w:rPr>
+          <w:rFonts w:ascii="Times New Roman" w:cs="Times New Roman" w:eastAsia="Times New Roman" w:hAnsi="Times New Roman"/>
+          <w:sz w:val="28"/>
+          <w:szCs w:val="28"/>
+        </w:rPr>
+        <w:t xml:space="preserve">Yuqumli kasalliklarni tasniflashning amaliy ahamiyati shundaki, tasnif mezoni bevosita chora-tadbirlar tanlashga yo'l ochadi. Darslikda etiologiya bo'yicha (virusli, bakterial, rikketsioz, mikoz, gelmintoz), asosiy xo'jayin bo'yicha (antroponoz, zoonoz, sapronoz) hamda Gromashevskiyning yuqish mexanizmiga asoslangan tasnifi keltirilgan; Xalqaro kasalliklar tasnifida esa yuqumli kasalliklar uchun yagona guruhlash tizimi yo'q, shu sababli epidemiologik tasnif alohida ahamiyatga ega [1]. Rejalashtirishda bu tasnif uch yo'nalishga bog'lanadi: manbaga, yuqish yo'llariga va moyil jamoaga nisbatan choralar; antroponozlar, zoonozlar va sapronozlar uchun profilaktik hamda epidemiyaga qarshi tadbirlar sxemasi alohida berilgan [1]. Qonunga ko'ra, yuqumli kasallik o'choqlarida kasallikka gumon qilinganlarni aniqlash, ajratish va kasalxonaga yotqizish, muloqotda bo'lganlarni tekshirish va yuqish yo'llarini aniqlash choralari o'tkaziladi [2].</w:t>
+      </w:r>
+    </w:p>
+    <w:p>
+      <w:pPr>
+        <w:pStyle w:val="Heading2"/>
+        <w:spacing w:after="100" w:before="200"/>
+      </w:pPr>
+      <w:r>
+        <w:rPr>
+          <w:rFonts w:ascii="Times New Roman" w:cs="Times New Roman" w:eastAsia="Times New Roman" w:hAnsi="Times New Roman"/>
+          <w:b/>
+          <w:bCs/>
+          <w:sz w:val="28"/>
+          <w:szCs w:val="28"/>
+        </w:rPr>
+        <w:t xml:space="preserve">Xulosa</w:t>
+      </w:r>
+    </w:p>
+    <w:p>
+      <w:pPr>
+        <w:spacing w:after="120" w:line="276"/>
+        <w:ind w:firstLine="567"/>
+        <w:jc w:val="both"/>
+      </w:pPr>
+      <w:r>
+        <w:rPr>
+          <w:rFonts w:ascii="Times New Roman" w:cs="Times New Roman" w:eastAsia="Times New Roman" w:hAnsi="Times New Roman"/>
+          <w:sz w:val="28"/>
+          <w:szCs w:val="28"/>
+        </w:rPr>
+        <w:t xml:space="preserve">Yuqumli kasalliklar yuqish mexanizmiga ko'ra ichak, nafas yo'llari, qon va tashqi qoplam infeksiyalariga bo'linadi; bu Gromashevskiy tasnifi epidemiyaga qarshi choralarni rejalashtirishning asosidir [1]. Qo'shimcha tasniflar (infeksiya manbai, qo'zg'atuvchi turi, nazorat darajasi) uni to'ldiradi. Har bir guruh uchun yetakchi yo'nalish turlicha: ichak infeksiyalarida yuqish yo'llarini uzish, nafas infeksiyalarida immunprofilaktika, qon infeksiyalarida dezinseksiya, kontakt infeksiyalarida esa manbaga qaratilgan choralar ustuvor bo'ladi. Kasallikni to'g'ri tasniflash va yetakchi yo'nalishni aniqlash — tadbirlarni ilmiy asosda rejalashtirishning kalitidir. Shu bois vrach-epidemiolog har bir kasallikni to'g'ri tasnif guruhiga ajrata olishi va shu asosda epidemiyaga qarshi tadbirlar majmuasini asoslay olishi kerak; bu malaka epidemiologik ishning nazariy va amaliy poydevorini tashkil etadi. CDC yuqish zanjiri va yuqish usullarini bilish nazorat choralarini aniqlash uchun asos ekanini ta'kidlaydi [3]. Heymann qo'llanmasi har bir kasallik uchun yuqish usullari va nazorat choralarini tavsiflaydi [4]. Ichak infeksiyalari bo'yicha yo'riqnomada epidemiologik tekshiruvning maqsadi manba, omillar va yuqish sharoitlarini erta aniqlash va tarqalish chegarasini belgilashdir [5].</w:t>
+      </w:r>
+    </w:p>
+    <w:p>
+      <w:pPr>
+        <w:pStyle w:val="Heading2"/>
+        <w:spacing w:after="100" w:before="280"/>
+      </w:pPr>
+      <w:r>
+        <w:rPr>
+          <w:rFonts w:ascii="Times New Roman" w:cs="Times New Roman" w:eastAsia="Times New Roman" w:hAnsi="Times New Roman"/>
+          <w:b/>
+          <w:bCs/>
+          <w:sz w:val="28"/>
+          <w:szCs w:val="28"/>
+        </w:rPr>
+        <w:t xml:space="preserve">Foydalanilgan adabiyotlar</w:t>
+      </w:r>
+    </w:p>
+    <w:p>
+      <w:pPr>
+        <w:pStyle w:val="ListParagraph"/>
+        <w:numPr>
+          <w:ilvl w:val="0"/>
+          <w:numId w:val="4"/>
+        </w:numPr>
+        <w:spacing w:after="80" w:line="260"/>
+      </w:pPr>
+      <w:r>
+        <w:rPr>
+          <w:rFonts w:ascii="Times New Roman" w:cs="Times New Roman" w:eastAsia="Times New Roman" w:hAnsi="Times New Roman"/>
+          <w:sz w:val="28"/>
+          <w:szCs w:val="28"/>
+        </w:rPr>
+        <w:t xml:space="preserve">Mirtazayev O.M., Zueva L.P., Matnazarova G.S. Epidemiologiya (darslik). Toshkent, 2016. Manba: xayrullokomilov.uz/kutubxona, material № 2356 (matn kirill yozuvida; sahifalar matnda ko'rsatilgan).</w:t>
+      </w:r>
+    </w:p>
+    <w:p>
+      <w:pPr>
+        <w:pStyle w:val="ListParagraph"/>
+        <w:numPr>
+          <w:ilvl w:val="0"/>
+          <w:numId w:val="4"/>
+        </w:numPr>
+        <w:spacing w:after="80" w:line="260"/>
+      </w:pPr>
+      <w:r>
+        <w:rPr>
+          <w:rFonts w:ascii="Times New Roman" w:cs="Times New Roman" w:eastAsia="Times New Roman" w:hAnsi="Times New Roman"/>
+          <w:sz w:val="28"/>
+          <w:szCs w:val="28"/>
+        </w:rPr>
+        <w:t xml:space="preserve">O'zbekiston Respublikasining "Aholining sanitariya-epidemiologik osoyishtaligi to'g'risida"gi Qonuni (Qonunchilik palatasi 2015-yil 15-iyulda qabul qilgan, Senat 2015-yil 6-avgustda ma'qullagan), 32-modda. URL: https://lex.uz/docs/2732587. Manba: xayrullokomilov.uz/kutubxona, material № 201 (matn kirill yozuvida; asosiy raqami matnda ko'rsatilmagan — tasdiqlanmagan).</w:t>
+      </w:r>
+    </w:p>
+    <w:p>
+      <w:pPr>
+        <w:pStyle w:val="ListParagraph"/>
+        <w:numPr>
+          <w:ilvl w:val="0"/>
+          <w:numId w:val="4"/>
+        </w:numPr>
+        <w:spacing w:after="80" w:line="260"/>
+      </w:pPr>
+      <w:r>
+        <w:rPr>
+          <w:rFonts w:ascii="Times New Roman" w:cs="Times New Roman" w:eastAsia="Times New Roman" w:hAnsi="Times New Roman"/>
+          <w:sz w:val="28"/>
+          <w:szCs w:val="28"/>
+        </w:rPr>
+        <w:t xml:space="preserve">CDC. Principles of Epidemiology in Public Health Practice (SS1978), Lesson 1, Section 10: Chain of Infection. URL: https://archive.cdc.gov/www_cdc_gov/csels/dsepd/ss1978/lesson1/section10.html (kirilgan sana: 30.10.2026).</w:t>
+      </w:r>
+    </w:p>
+    <w:p>
+      <w:pPr>
+        <w:pStyle w:val="ListParagraph"/>
+        <w:numPr>
+          <w:ilvl w:val="0"/>
+          <w:numId w:val="4"/>
+        </w:numPr>
+        <w:spacing w:after="80" w:line="260"/>
+      </w:pPr>
+      <w:r>
+        <w:rPr>
+          <w:rFonts w:ascii="Times New Roman" w:cs="Times New Roman" w:eastAsia="Times New Roman" w:hAnsi="Times New Roman"/>
+          <w:sz w:val="28"/>
+          <w:szCs w:val="28"/>
+        </w:rPr>
+        <w:t xml:space="preserve">Heymann D.L. (ed.). Control of Communicable Diseases Manual, 20th ed. Washington: American Public Health Association, 2015. ISBN 978-0-87553-018-5.</w:t>
+      </w:r>
+    </w:p>
+    <w:p>
+      <w:pPr>
+        <w:pStyle w:val="ListParagraph"/>
+        <w:numPr>
+          <w:ilvl w:val="0"/>
+          <w:numId w:val="4"/>
+        </w:numPr>
+        <w:spacing w:after="80" w:line="260"/>
+      </w:pPr>
+      <w:r>
+        <w:rPr>
+          <w:rFonts w:ascii="Times New Roman" w:cs="Times New Roman" w:eastAsia="Times New Roman" w:hAnsi="Times New Roman"/>
+          <w:sz w:val="28"/>
+          <w:szCs w:val="28"/>
+        </w:rPr>
+        <w:t xml:space="preserve">O'zbekiston Respublikasi Sog'liqni saqlash vazirining 25.03.2015-yildagi buyrug'iga 1-ilova: o'tkir ichak infeksiyalarini oldini olish borasidagi yo'riqnoma, 6-bo'lim. Manba: xayrullokomilov.uz/kutubxona, material № 436 (kutubxonada "Buyruq № 122"; hujjat ichida "125-son" va "122-son" ikkalasi uchraydi — raqam tasdiqlanmagan; matn kirill yozuvida).</w:t>
       </w:r>
     </w:p>
     <w:sectPr>
       <w:pgSz w:w="11906" w:h="16838" w:orient="portrait"/>
-      <w:pgMar w:top="1134" w:right="850" w:bottom="1134" w:left="1418" w:header="708" w:footer="708" w:gutter="0"/>
+      <w:pgMar w:top="1134" w:right="850" w:bottom="1134" w:left="1701" w:header="708" w:footer="708" w:gutter="0"/>
       <w:pgNumType/>
       <w:docGrid w:linePitch="360"/>
     </w:sectPr>
@@ -446,12 +694,17 @@
     <w:multiLevelType w:val="hybridMultilevel"/>
     <w:lvl w:ilvl="0" w:tentative="1">
       <w:start w:val="1"/>
-      <w:numFmt w:val="bullet"/>
-      <w:lvlText w:val="•"/>
+      <w:numFmt w:val="decimal"/>
+      <w:lvlText w:val="[%1]"/>
       <w:lvlJc w:val="left"/>
       <w:pPr>
-        <w:ind w:left="576" w:hanging="316"/>
-      </w:pPr>
+        <w:ind w:left="720" w:hanging="720"/>
+      </w:pPr>
+      <w:rPr>
+        <w:rFonts w:ascii="Times New Roman" w:cs="Times New Roman" w:eastAsia="Times New Roman" w:hAnsi="Times New Roman"/>
+        <w:sz w:val="28"/>
+        <w:szCs w:val="28"/>
+      </w:rPr>
     </w:lvl>
   </w:abstractNum>
   <w:abstractNum w:abstractNumId="3" w15:restartNumberingAfterBreak="0">
@@ -459,11 +712,16 @@
     <w:lvl w:ilvl="0" w:tentative="1">
       <w:start w:val="1"/>
       <w:numFmt w:val="decimal"/>
-      <w:lvlText w:val="%1."/>
+      <w:lvlText w:val="%1)"/>
       <w:lvlJc w:val="left"/>
       <w:pPr>
-        <w:ind w:left="576" w:hanging="316"/>
-      </w:pPr>
+        <w:ind w:left="851" w:hanging="425"/>
+      </w:pPr>
+      <w:rPr>
+        <w:rFonts w:ascii="Times New Roman" w:cs="Times New Roman" w:eastAsia="Times New Roman" w:hAnsi="Times New Roman"/>
+        <w:sz w:val="28"/>
+        <w:szCs w:val="28"/>
+      </w:rPr>
     </w:lvl>
   </w:abstractNum>
   <w:abstractNum w:abstractNumId="4" w15:restartNumberingAfterBreak="0">
@@ -471,23 +729,16 @@
     <w:lvl w:ilvl="0" w:tentative="1">
       <w:start w:val="1"/>
       <w:numFmt w:val="decimal"/>
-      <w:lvlText w:val="%1."/>
-      <w:lvlJc w:val="left"/>
-      <w:pPr>
-        <w:ind w:left="576" w:hanging="316"/>
-      </w:pPr>
-    </w:lvl>
-  </w:abstractNum>
-  <w:abstractNum w:abstractNumId="90">
-    <w:multiLevelType w:val="hybridMultilevel"/>
-    <w:lvl w:ilvl="0">
-      <w:start w:val="1"/>
-      <w:numFmt w:val="decimal"/>
       <w:lvlText w:val="%1)"/>
       <w:lvlJc w:val="left"/>
       <w:pPr>
         <w:ind w:left="851" w:hanging="425"/>
       </w:pPr>
+      <w:rPr>
+        <w:rFonts w:ascii="Times New Roman" w:cs="Times New Roman" w:eastAsia="Times New Roman" w:hAnsi="Times New Roman"/>
+        <w:sz w:val="28"/>
+        <w:szCs w:val="28"/>
+      </w:rPr>
     </w:lvl>
   </w:abstractNum>
   <w:num w:numId="1">
@@ -497,7 +748,7 @@
     </w:lvlOverride>
   </w:num>
   <w:num w:numId="2">
-    <w:abstractNumId w:val="2"/>
+    <w:abstractNumId w:val="3"/>
     <w:lvlOverride w:ilvl="0">
       <w:startOverride w:val="1"/>
     </w:lvlOverride>
@@ -508,14 +759,8 @@
       <w:startOverride w:val="1"/>
     </w:lvlOverride>
   </w:num>
-  <w:num w:numId="101">
-    <w:abstractNumId w:val="90"/>
-    <w:lvlOverride w:ilvl="0">
-      <w:startOverride w:val="1"/>
-    </w:lvlOverride>
-  </w:num>
-  <w:num w:numId="102">
-    <w:abstractNumId w:val="90"/>
+  <w:num w:numId="4">
+    <w:abstractNumId w:val="2"/>
     <w:lvlOverride w:ilvl="0">
       <w:startOverride w:val="1"/>
     </w:lvlOverride>
@@ -529,8 +774,8 @@
     <w:rPrDefault>
       <w:rPr>
         <w:rFonts w:ascii="Times New Roman" w:cs="Times New Roman" w:eastAsia="Times New Roman" w:hAnsi="Times New Roman"/>
-        <w:sz w:val="24"/>
-        <w:szCs w:val="24"/>
+        <w:sz w:val="28"/>
+        <w:szCs w:val="28"/>
       </w:rPr>
     </w:rPrDefault>
     <w:pPrDefault/>
@@ -665,7 +910,7 @@
     <w:unhideWhenUsed/>
     <w:pPr>
       <w:spacing w:after="100"/>
-      <w:ind w:left="240"/>
+      <w:ind w:left="280"/>
     </w:pPr>
   </w:style>
   <w:style w:type="paragraph" w:styleId="TOC3">
@@ -677,7 +922,7 @@
     <w:unhideWhenUsed/>
     <w:pPr>
       <w:spacing w:after="100"/>
-      <w:ind w:left="480"/>
+      <w:ind w:left="560"/>
     </w:pPr>
   </w:style>
   <w:style w:type="paragraph" w:styleId="TOC4">
@@ -689,7 +934,7 @@
     <w:unhideWhenUsed/>
     <w:pPr>
       <w:spacing w:after="100"/>
-      <w:ind w:left="720"/>
+      <w:ind w:left="840"/>
     </w:pPr>
   </w:style>
   <w:style w:type="paragraph" w:styleId="TOC5">
@@ -701,7 +946,7 @@
     <w:unhideWhenUsed/>
     <w:pPr>
       <w:spacing w:after="100"/>
-      <w:ind w:left="960"/>
+      <w:ind w:left="1120"/>
     </w:pPr>
   </w:style>
   <w:style w:type="paragraph" w:styleId="TOC6">
@@ -713,23 +958,11 @@
     <w:unhideWhenUsed/>
     <w:pPr>
       <w:spacing w:after="100"/>
-      <w:ind w:left="1200"/>
+      <w:ind w:left="1400"/>
     </w:pPr>
   </w:style>
   <w:style w:type="paragraph" w:styleId="TOC7">
     <w:name w:val="toc 7"/>
-    <w:basedOn w:val="Normal"/>
-    <w:next w:val="Normal"/>
-    <w:uiPriority w:val="39"/>
-    <w:semiHidden/>
-    <w:unhideWhenUsed/>
-    <w:pPr>
-      <w:spacing w:after="100"/>
-      <w:ind w:left="1440"/>
-    </w:pPr>
-  </w:style>
-  <w:style w:type="paragraph" w:styleId="TOC8">
-    <w:name w:val="toc 8"/>
     <w:basedOn w:val="Normal"/>
     <w:next w:val="Normal"/>
     <w:uiPriority w:val="39"/>
@@ -740,6 +973,18 @@
       <w:ind w:left="1680"/>
     </w:pPr>
   </w:style>
+  <w:style w:type="paragraph" w:styleId="TOC8">
+    <w:name w:val="toc 8"/>
+    <w:basedOn w:val="Normal"/>
+    <w:next w:val="Normal"/>
+    <w:uiPriority w:val="39"/>
+    <w:semiHidden/>
+    <w:unhideWhenUsed/>
+    <w:pPr>
+      <w:spacing w:after="100"/>
+      <w:ind w:left="1960"/>
+    </w:pPr>
+  </w:style>
   <w:style w:type="paragraph" w:styleId="TOC9">
     <w:name w:val="toc 9"/>
     <w:basedOn w:val="Normal"/>
@@ -749,7 +994,7 @@
     <w:unhideWhenUsed/>
     <w:pPr>
       <w:spacing w:after="100"/>
-      <w:ind w:left="1920"/>
+      <w:ind w:left="2240"/>
     </w:pPr>
   </w:style>
   <w:style w:type="character" w:styleId="Hyperlink">
@@ -849,15 +1094,16 @@
     <w:next w:val="Normal"/>
     <w:qFormat/>
     <w:pPr>
-      <w:spacing w:after="200"/>
-      <w:jc w:val="center"/>
+      <w:spacing w:after="240" w:before="0"/>
+      <w:outlineLvl w:val="0"/>
     </w:pPr>
     <w:rPr>
       <w:rFonts w:ascii="Times New Roman" w:cs="Times New Roman" w:eastAsia="Times New Roman" w:hAnsi="Times New Roman"/>
       <w:b/>
       <w:bCs/>
-      <w:sz w:val="28"/>
-      <w:szCs w:val="28"/>
+      <w:color w:val="000000"/>
+      <w:sz w:val="30"/>
+      <w:szCs w:val="30"/>
     </w:rPr>
   </w:style>
   <w:style w:type="paragraph" w:styleId="Heading2">
@@ -865,12 +1111,17 @@
     <w:basedOn w:val="Normal"/>
     <w:next w:val="Normal"/>
     <w:qFormat/>
+    <w:pPr>
+      <w:spacing w:after="100" w:before="200"/>
+      <w:outlineLvl w:val="1"/>
+    </w:pPr>
     <w:rPr>
       <w:rFonts w:ascii="Times New Roman" w:cs="Times New Roman" w:eastAsia="Times New Roman" w:hAnsi="Times New Roman"/>
       <w:b/>
       <w:bCs/>
-      <w:sz w:val="26"/>
-      <w:szCs w:val="26"/>
+      <w:color w:val="000000"/>
+      <w:sz w:val="28"/>
+      <w:szCs w:val="28"/>
     </w:rPr>
   </w:style>
 </w:styles>
